--- a/Программирование/Лабораторные работы ТЕСТ ОТЧЁТЫ/ЛБ2_1.docx
+++ b/Программирование/Лабораторные работы ТЕСТ ОТЧЁТЫ/ЛБ2_1.docx
@@ -397,16 +397,7 @@
                   <w:szCs w:val="28"/>
                   <w:lang w:val="en-US"/>
                 </w:rPr>
-                <m:t>≤</m:t>
-              </m:r>
-              <m:r>
-                <w:rPr>
-                  <w:rFonts w:ascii="Cambria Math" w:hAnsi="Cambria Math" w:cs="Times New Roman"/>
-                  <w:sz w:val="28"/>
-                  <w:szCs w:val="28"/>
-                  <w:lang w:val="en-US"/>
-                </w:rPr>
-                <m:t xml:space="preserve"> t </m:t>
+                <m:t xml:space="preserve">≤ t </m:t>
               </m:r>
             </m:oMath>
             <w:r>
@@ -433,16 +424,7 @@
                   <w:szCs w:val="28"/>
                   <w:lang w:val="en-US"/>
                 </w:rPr>
-                <m:t>≤</m:t>
-              </m:r>
-              <m:r>
-                <w:rPr>
-                  <w:rFonts w:ascii="Cambria Math" w:hAnsi="Cambria Math" w:cs="Times New Roman"/>
-                  <w:sz w:val="28"/>
-                  <w:szCs w:val="28"/>
-                  <w:lang w:val="en-US"/>
-                </w:rPr>
-                <m:t xml:space="preserve"> 3.0</m:t>
+                <m:t>≤ 3.0</m:t>
               </m:r>
             </m:oMath>
           </w:p>
@@ -603,11 +585,96 @@
               <w:jc w:val="center"/>
               <w:rPr>
                 <w:rFonts w:ascii="Times New Roman" w:hAnsi="Times New Roman" w:cs="Times New Roman"/>
+                <w:iCs/>
+                <w:sz w:val="28"/>
+                <w:szCs w:val="28"/>
+              </w:rPr>
+            </w:pPr>
+            <m:oMath>
+              <m:r>
+                <w:rPr>
+                  <w:rFonts w:ascii="Cambria Math" w:hAnsi="Cambria Math" w:cs="Times New Roman"/>
+                  <w:sz w:val="28"/>
+                  <w:szCs w:val="28"/>
+                  <w:lang w:val="en-US"/>
+                </w:rPr>
+                <m:t>-7</m:t>
+              </m:r>
+              <m:r>
+                <w:rPr>
+                  <w:rFonts w:ascii="Cambria Math" w:hAnsi="Cambria Math" w:cs="Times New Roman"/>
+                  <w:sz w:val="28"/>
+                  <w:szCs w:val="28"/>
+                  <w:lang w:val="en-US"/>
+                </w:rPr>
+                <m:t>.</m:t>
+              </m:r>
+              <m:r>
+                <w:rPr>
+                  <w:rFonts w:ascii="Cambria Math" w:hAnsi="Cambria Math" w:cs="Times New Roman"/>
+                  <w:sz w:val="28"/>
+                  <w:szCs w:val="28"/>
+                  <w:lang w:val="en-US"/>
+                </w:rPr>
+                <m:t>906681</m:t>
+              </m:r>
+              <m:r>
+                <w:rPr>
+                  <w:rFonts w:ascii="Cambria Math" w:hAnsi="Cambria Math" w:cs="Times New Roman"/>
+                  <w:sz w:val="28"/>
+                  <w:szCs w:val="28"/>
+                  <w:lang w:val="en-US"/>
+                </w:rPr>
+                <m:t>&lt;z</m:t>
+              </m:r>
+            </m:oMath>
+            <w:r>
+              <w:rPr>
+                <w:rFonts w:ascii="Times New Roman" w:eastAsiaTheme="minorEastAsia" w:hAnsi="Times New Roman" w:cs="Times New Roman"/>
+                <w:i/>
                 <w:sz w:val="28"/>
                 <w:szCs w:val="28"/>
                 <w:lang w:val="en-US"/>
               </w:rPr>
-            </w:pPr>
+              <w:t xml:space="preserve"> </w:t>
+            </w:r>
+            <w:r>
+              <w:rPr>
+                <w:rFonts w:ascii="Times New Roman" w:eastAsiaTheme="minorEastAsia" w:hAnsi="Times New Roman" w:cs="Times New Roman"/>
+                <w:iCs/>
+                <w:sz w:val="28"/>
+                <w:szCs w:val="28"/>
+              </w:rPr>
+              <w:t>и</w:t>
+            </w:r>
+            <w:r>
+              <w:rPr>
+                <w:rFonts w:ascii="Times New Roman" w:eastAsiaTheme="minorEastAsia" w:hAnsi="Times New Roman" w:cs="Times New Roman"/>
+                <w:iCs/>
+                <w:sz w:val="28"/>
+                <w:szCs w:val="28"/>
+              </w:rPr>
+              <w:t xml:space="preserve"> </w:t>
+            </w:r>
+            <m:oMath>
+              <m:r>
+                <w:rPr>
+                  <w:rFonts w:ascii="Cambria Math" w:eastAsiaTheme="minorEastAsia" w:hAnsi="Cambria Math" w:cs="Times New Roman"/>
+                  <w:sz w:val="28"/>
+                  <w:szCs w:val="28"/>
+                </w:rPr>
+                <m:t>z</m:t>
+              </m:r>
+              <m:r>
+                <w:rPr>
+                  <w:rFonts w:ascii="Cambria Math" w:eastAsiaTheme="minorEastAsia" w:hAnsi="Cambria Math" w:cs="Times New Roman"/>
+                  <w:sz w:val="28"/>
+                  <w:szCs w:val="28"/>
+                  <w:lang w:val="en-US"/>
+                </w:rPr>
+                <m:t>&lt; -5.2</m:t>
+              </m:r>
+            </m:oMath>
           </w:p>
         </w:tc>
       </w:tr>
@@ -631,7 +698,15 @@
                 <w:sz w:val="28"/>
                 <w:szCs w:val="28"/>
               </w:rPr>
-              <w:t>- Недопустимые выходные данные</w:t>
+              <w:t xml:space="preserve">- </w:t>
+            </w:r>
+            <w:r>
+              <w:rPr>
+                <w:rFonts w:ascii="Times New Roman" w:hAnsi="Times New Roman" w:cs="Times New Roman"/>
+                <w:sz w:val="28"/>
+                <w:szCs w:val="28"/>
+              </w:rPr>
+              <w:t>Преобразования</w:t>
             </w:r>
           </w:p>
         </w:tc>
@@ -648,6 +723,14 @@
                 <w:szCs w:val="28"/>
               </w:rPr>
             </w:pPr>
+            <w:r>
+              <w:rPr>
+                <w:rFonts w:ascii="Times New Roman" w:hAnsi="Times New Roman" w:cs="Times New Roman"/>
+                <w:sz w:val="28"/>
+                <w:szCs w:val="28"/>
+              </w:rPr>
+              <w:t>Возведение в квадрат, квадратный корень</w:t>
+            </w:r>
           </w:p>
         </w:tc>
       </w:tr>
